--- a/data/numeric/input/data_69/用户画像报告模板.docx
+++ b/data/numeric/input/data_69/用户画像报告模板.docx
@@ -3196,13 +3196,13 @@
 </file>
 
 <file path=customXml/itemProps1.xml><?xml version="1.0" encoding="utf-8"?>
-<ds:datastoreItem xmlns:ds="http://schemas.openxmlformats.org/officeDocument/2006/customXml" ds:itemID="{D66317E2-486C-485D-86CB-75C751CB0A03}"/>
+<ds:datastoreItem xmlns:ds="http://schemas.openxmlformats.org/officeDocument/2006/customXml" ds:itemID="{8EAD21B5-AD7E-488B-A6EA-6F0B9145BA22}"/>
 </file>
 
 <file path=customXml/itemProps2.xml><?xml version="1.0" encoding="utf-8"?>
-<ds:datastoreItem xmlns:ds="http://schemas.openxmlformats.org/officeDocument/2006/customXml" ds:itemID="{696BFCF0-2674-43F3-B593-8F3EC30676C1}"/>
+<ds:datastoreItem xmlns:ds="http://schemas.openxmlformats.org/officeDocument/2006/customXml" ds:itemID="{F9B6B549-907A-4916-833F-EC65997AD505}"/>
 </file>
 
 <file path=customXml/itemProps3.xml><?xml version="1.0" encoding="utf-8"?>
-<ds:datastoreItem xmlns:ds="http://schemas.openxmlformats.org/officeDocument/2006/customXml" ds:itemID="{46A1F466-0C74-41E6-B4ED-5A0DC6D8BFE7}"/>
+<ds:datastoreItem xmlns:ds="http://schemas.openxmlformats.org/officeDocument/2006/customXml" ds:itemID="{DBEBCE60-E45A-4D60-92AC-02E563D5DF66}"/>
 </file>